--- a/Retail_SQL_Project/Documentation/Executive Insight Report.docx
+++ b/Retail_SQL_Project/Documentation/Executive Insight Report.docx
@@ -249,7 +249,31 @@
           <w:sz w:val="24"/>
           <w:szCs w:val="24"/>
         </w:rPr>
-        <w:t>These products represent key commercial drivers and may require:</w:t>
+        <w:t>These products represent key commercial drivers and may require</w:t>
+      </w:r>
+      <w:r>
+        <w:rPr>
+          <w:rFonts w:ascii="Times New Roman" w:hAnsi="Times New Roman" w:cs="Times New Roman"/>
+          <w:sz w:val="24"/>
+          <w:szCs w:val="24"/>
+        </w:rPr>
+        <w:t xml:space="preserve"> these </w:t>
+      </w:r>
+      <w:r>
+        <w:rPr>
+          <w:rFonts w:ascii="Times New Roman" w:hAnsi="Times New Roman" w:cs="Times New Roman"/>
+          <w:sz w:val="24"/>
+          <w:szCs w:val="24"/>
+        </w:rPr>
+        <w:t>to sustain performance</w:t>
+      </w:r>
+      <w:r>
+        <w:rPr>
+          <w:rFonts w:ascii="Times New Roman" w:hAnsi="Times New Roman" w:cs="Times New Roman"/>
+          <w:sz w:val="24"/>
+          <w:szCs w:val="24"/>
+        </w:rPr>
+        <w:t>:</w:t>
       </w:r>
     </w:p>
     <w:p>
@@ -327,24 +351,6 @@
           <w:szCs w:val="24"/>
         </w:rPr>
       </w:pPr>
-      <w:r>
-        <w:rPr>
-          <w:rFonts w:ascii="Times New Roman" w:hAnsi="Times New Roman" w:cs="Times New Roman"/>
-          <w:sz w:val="24"/>
-          <w:szCs w:val="24"/>
-        </w:rPr>
-        <w:t>to sustain performance.</w:t>
-      </w:r>
-    </w:p>
-    <w:p>
-      <w:pPr>
-        <w:jc w:val="both"/>
-        <w:rPr>
-          <w:rFonts w:ascii="Times New Roman" w:hAnsi="Times New Roman" w:cs="Times New Roman"/>
-          <w:sz w:val="24"/>
-          <w:szCs w:val="24"/>
-        </w:rPr>
-      </w:pPr>
     </w:p>
     <w:p>
       <w:pPr>
@@ -531,7 +537,6 @@
           <w:sz w:val="24"/>
           <w:szCs w:val="24"/>
         </w:rPr>
-        <w:lastRenderedPageBreak/>
         <w:t xml:space="preserve">customer expectation gaps </w:t>
       </w:r>
     </w:p>
@@ -554,6 +559,7 @@
           <w:sz w:val="24"/>
           <w:szCs w:val="24"/>
         </w:rPr>
+        <w:lastRenderedPageBreak/>
         <w:t xml:space="preserve">fulfillment related issues </w:t>
       </w:r>
     </w:p>
@@ -1206,7 +1212,6 @@
           <w:sz w:val="24"/>
           <w:szCs w:val="24"/>
         </w:rPr>
-        <w:lastRenderedPageBreak/>
         <w:t>Prioritize investigation into high refund categories such as Cat_11, Cat_26, and Cat_21 to identify root causes and improve profitability.</w:t>
       </w:r>
     </w:p>
@@ -1459,16 +1464,14 @@
         </w:rPr>
         <w:t>The analysis indicates that the business maintains strong and diversified revenue generation across categories and products. However, elevated refund activity and significant late shipment volume present measurable operational and profitability risks.</w:t>
       </w:r>
-    </w:p>
-    <w:p>
-      <w:pPr>
-        <w:jc w:val="both"/>
-        <w:rPr>
-          <w:rFonts w:ascii="Times New Roman" w:hAnsi="Times New Roman" w:cs="Times New Roman"/>
-          <w:sz w:val="24"/>
-          <w:szCs w:val="24"/>
-        </w:rPr>
-      </w:pPr>
+      <w:r>
+        <w:rPr>
+          <w:rFonts w:ascii="Times New Roman" w:hAnsi="Times New Roman" w:cs="Times New Roman"/>
+          <w:sz w:val="24"/>
+          <w:szCs w:val="24"/>
+        </w:rPr>
+        <w:t xml:space="preserve"> </w:t>
+      </w:r>
       <w:r>
         <w:rPr>
           <w:rFonts w:ascii="Times New Roman" w:hAnsi="Times New Roman" w:cs="Times New Roman"/>
@@ -3731,6 +3734,7 @@
   <w:style w:type="character" w:default="1" w:styleId="DefaultParagraphFont">
     <w:name w:val="Default Paragraph Font"/>
     <w:uiPriority w:val="1"/>
+    <w:semiHidden/>
     <w:unhideWhenUsed/>
   </w:style>
   <w:style w:type="table" w:default="1" w:styleId="TableNormal">

--- a/Retail_SQL_Project/Documentation/Executive Insight Report.docx
+++ b/Retail_SQL_Project/Documentation/Executive Insight Report.docx
@@ -165,16 +165,14 @@
         </w:rPr>
         <w:t>The business demonstrates a diversified revenue structure across product categories. Cat_5 generated the highest category revenue at approximately 136.7 million, followed closely by Cat_3, Cat_21, and Cat_26.</w:t>
       </w:r>
-    </w:p>
-    <w:p>
-      <w:pPr>
-        <w:jc w:val="both"/>
-        <w:rPr>
-          <w:rFonts w:ascii="Times New Roman" w:hAnsi="Times New Roman" w:cs="Times New Roman"/>
-          <w:sz w:val="24"/>
-          <w:szCs w:val="24"/>
-        </w:rPr>
-      </w:pPr>
+      <w:r>
+        <w:rPr>
+          <w:rFonts w:ascii="Times New Roman" w:hAnsi="Times New Roman" w:cs="Times New Roman"/>
+          <w:sz w:val="24"/>
+          <w:szCs w:val="24"/>
+        </w:rPr>
+        <w:t xml:space="preserve"> </w:t>
+      </w:r>
       <w:r>
         <w:rPr>
           <w:rFonts w:ascii="Times New Roman" w:hAnsi="Times New Roman" w:cs="Times New Roman"/>

--- a/Retail_SQL_Project/Documentation/Executive Insight Report.docx
+++ b/Retail_SQL_Project/Documentation/Executive Insight Report.docx
@@ -231,16 +231,14 @@
         </w:rPr>
         <w:t>Product 745 generated the highest individual product revenue at over 674 thousand, followed by products 8248, 4738, and 7363.</w:t>
       </w:r>
-    </w:p>
-    <w:p>
-      <w:pPr>
-        <w:jc w:val="both"/>
-        <w:rPr>
-          <w:rFonts w:ascii="Times New Roman" w:hAnsi="Times New Roman" w:cs="Times New Roman"/>
-          <w:sz w:val="24"/>
-          <w:szCs w:val="24"/>
-        </w:rPr>
-      </w:pPr>
+      <w:r>
+        <w:rPr>
+          <w:rFonts w:ascii="Times New Roman" w:hAnsi="Times New Roman" w:cs="Times New Roman"/>
+          <w:sz w:val="24"/>
+          <w:szCs w:val="24"/>
+        </w:rPr>
+        <w:t xml:space="preserve"> </w:t>
+      </w:r>
       <w:r>
         <w:rPr>
           <w:rFonts w:ascii="Times New Roman" w:hAnsi="Times New Roman" w:cs="Times New Roman"/>
@@ -389,16 +387,14 @@
         </w:rPr>
         <w:t>While several categories delivered strong revenue performance, many also generated elevated refund losses.</w:t>
       </w:r>
-    </w:p>
-    <w:p>
-      <w:pPr>
-        <w:jc w:val="both"/>
-        <w:rPr>
-          <w:rFonts w:ascii="Times New Roman" w:hAnsi="Times New Roman" w:cs="Times New Roman"/>
-          <w:sz w:val="24"/>
-          <w:szCs w:val="24"/>
-        </w:rPr>
-      </w:pPr>
+      <w:r>
+        <w:rPr>
+          <w:rFonts w:ascii="Times New Roman" w:hAnsi="Times New Roman" w:cs="Times New Roman"/>
+          <w:sz w:val="24"/>
+          <w:szCs w:val="24"/>
+        </w:rPr>
+        <w:t xml:space="preserve"> </w:t>
+      </w:r>
       <w:r>
         <w:rPr>
           <w:rFonts w:ascii="Times New Roman" w:hAnsi="Times New Roman" w:cs="Times New Roman"/>
@@ -407,16 +403,14 @@
         </w:rPr>
         <w:t>Cat_11 recorded the highest refund exposure at approximately 2.78 million, followed closely by Cat_26, Cat_21, and Cat_12.</w:t>
       </w:r>
-    </w:p>
-    <w:p>
-      <w:pPr>
-        <w:jc w:val="both"/>
-        <w:rPr>
-          <w:rFonts w:ascii="Times New Roman" w:hAnsi="Times New Roman" w:cs="Times New Roman"/>
-          <w:sz w:val="24"/>
-          <w:szCs w:val="24"/>
-        </w:rPr>
-      </w:pPr>
+      <w:r>
+        <w:rPr>
+          <w:rFonts w:ascii="Times New Roman" w:hAnsi="Times New Roman" w:cs="Times New Roman"/>
+          <w:sz w:val="24"/>
+          <w:szCs w:val="24"/>
+        </w:rPr>
+        <w:t xml:space="preserve"> </w:t>
+      </w:r>
       <w:r>
         <w:rPr>
           <w:rFonts w:ascii="Times New Roman" w:hAnsi="Times New Roman" w:cs="Times New Roman"/>
@@ -475,16 +469,14 @@
         </w:rPr>
         <w:t>Refund values remained consistently high across multiple categories, with most major categories exceeding 2 million in total refunds.</w:t>
       </w:r>
-    </w:p>
-    <w:p>
-      <w:pPr>
-        <w:jc w:val="both"/>
-        <w:rPr>
-          <w:rFonts w:ascii="Times New Roman" w:hAnsi="Times New Roman" w:cs="Times New Roman"/>
-          <w:sz w:val="24"/>
-          <w:szCs w:val="24"/>
-        </w:rPr>
-      </w:pPr>
+      <w:r>
+        <w:rPr>
+          <w:rFonts w:ascii="Times New Roman" w:hAnsi="Times New Roman" w:cs="Times New Roman"/>
+          <w:sz w:val="24"/>
+          <w:szCs w:val="24"/>
+        </w:rPr>
+        <w:t xml:space="preserve"> </w:t>
+      </w:r>
       <w:r>
         <w:rPr>
           <w:rFonts w:ascii="Times New Roman" w:hAnsi="Times New Roman" w:cs="Times New Roman"/>
@@ -557,7 +549,6 @@
           <w:sz w:val="24"/>
           <w:szCs w:val="24"/>
         </w:rPr>
-        <w:lastRenderedPageBreak/>
         <w:t xml:space="preserve">fulfillment related issues </w:t>
       </w:r>
     </w:p>
@@ -592,24 +583,6 @@
           <w:szCs w:val="24"/>
         </w:rPr>
       </w:pPr>
-      <w:r>
-        <w:rPr>
-          <w:rFonts w:ascii="Times New Roman" w:hAnsi="Times New Roman" w:cs="Times New Roman"/>
-          <w:sz w:val="24"/>
-          <w:szCs w:val="24"/>
-        </w:rPr>
-        <w:t>Further root cause analysis is recommended to reduce financial leakage.</w:t>
-      </w:r>
-    </w:p>
-    <w:p>
-      <w:pPr>
-        <w:jc w:val="both"/>
-        <w:rPr>
-          <w:rFonts w:ascii="Times New Roman" w:hAnsi="Times New Roman" w:cs="Times New Roman"/>
-          <w:sz w:val="24"/>
-          <w:szCs w:val="24"/>
-        </w:rPr>
-      </w:pPr>
     </w:p>
     <w:p>
       <w:pPr>
@@ -630,6 +603,7 @@
           <w:sz w:val="24"/>
           <w:szCs w:val="24"/>
         </w:rPr>
+        <w:lastRenderedPageBreak/>
         <w:t>5. Supplier Performance Variation Indicates Operational Risk Differences</w:t>
       </w:r>
     </w:p>
@@ -650,82 +624,62 @@
         </w:rPr>
         <w:t>Supplier return rates ranged between approximately 3.84% and 5.79%.</w:t>
       </w:r>
-    </w:p>
-    <w:p>
-      <w:pPr>
-        <w:jc w:val="both"/>
-        <w:rPr>
-          <w:rFonts w:ascii="Times New Roman" w:hAnsi="Times New Roman" w:cs="Times New Roman"/>
-          <w:sz w:val="24"/>
-          <w:szCs w:val="24"/>
-        </w:rPr>
-      </w:pPr>
-      <w:r>
-        <w:rPr>
-          <w:rFonts w:ascii="Times New Roman" w:hAnsi="Times New Roman" w:cs="Times New Roman"/>
-          <w:sz w:val="24"/>
-          <w:szCs w:val="24"/>
-        </w:rPr>
-        <w:t>Suppliers with elevated return rates may require:</w:t>
-      </w:r>
-    </w:p>
-    <w:p>
-      <w:pPr>
-        <w:numPr>
-          <w:ilvl w:val="0"/>
-          <w:numId w:val="9"/>
-        </w:numPr>
-        <w:jc w:val="both"/>
-        <w:rPr>
-          <w:rFonts w:ascii="Times New Roman" w:hAnsi="Times New Roman" w:cs="Times New Roman"/>
-          <w:sz w:val="24"/>
-          <w:szCs w:val="24"/>
-        </w:rPr>
-      </w:pPr>
-      <w:r>
-        <w:rPr>
-          <w:rFonts w:ascii="Times New Roman" w:hAnsi="Times New Roman" w:cs="Times New Roman"/>
-          <w:sz w:val="24"/>
-          <w:szCs w:val="24"/>
-        </w:rPr>
-        <w:t xml:space="preserve">additional quality monitoring </w:t>
-      </w:r>
-    </w:p>
-    <w:p>
-      <w:pPr>
-        <w:numPr>
-          <w:ilvl w:val="0"/>
-          <w:numId w:val="9"/>
-        </w:numPr>
-        <w:jc w:val="both"/>
-        <w:rPr>
-          <w:rFonts w:ascii="Times New Roman" w:hAnsi="Times New Roman" w:cs="Times New Roman"/>
-          <w:sz w:val="24"/>
-          <w:szCs w:val="24"/>
-        </w:rPr>
-      </w:pPr>
-      <w:r>
-        <w:rPr>
-          <w:rFonts w:ascii="Times New Roman" w:hAnsi="Times New Roman" w:cs="Times New Roman"/>
-          <w:sz w:val="24"/>
-          <w:szCs w:val="24"/>
-        </w:rPr>
-        <w:t xml:space="preserve">contract review </w:t>
-      </w:r>
-    </w:p>
-    <w:p>
-      <w:pPr>
-        <w:numPr>
-          <w:ilvl w:val="0"/>
-          <w:numId w:val="9"/>
-        </w:numPr>
-        <w:jc w:val="both"/>
-        <w:rPr>
-          <w:rFonts w:ascii="Times New Roman" w:hAnsi="Times New Roman" w:cs="Times New Roman"/>
-          <w:sz w:val="24"/>
-          <w:szCs w:val="24"/>
-        </w:rPr>
-      </w:pPr>
+      <w:r>
+        <w:rPr>
+          <w:rFonts w:ascii="Times New Roman" w:hAnsi="Times New Roman" w:cs="Times New Roman"/>
+          <w:sz w:val="24"/>
+          <w:szCs w:val="24"/>
+        </w:rPr>
+        <w:t xml:space="preserve"> </w:t>
+      </w:r>
+      <w:r>
+        <w:rPr>
+          <w:rFonts w:ascii="Times New Roman" w:hAnsi="Times New Roman" w:cs="Times New Roman"/>
+          <w:sz w:val="24"/>
+          <w:szCs w:val="24"/>
+        </w:rPr>
+        <w:t>Suppliers with elevated return rates may require</w:t>
+      </w:r>
+      <w:r>
+        <w:rPr>
+          <w:rFonts w:ascii="Times New Roman" w:hAnsi="Times New Roman" w:cs="Times New Roman"/>
+          <w:sz w:val="24"/>
+          <w:szCs w:val="24"/>
+        </w:rPr>
+        <w:t xml:space="preserve"> </w:t>
+      </w:r>
+      <w:r>
+        <w:rPr>
+          <w:rFonts w:ascii="Times New Roman" w:hAnsi="Times New Roman" w:cs="Times New Roman"/>
+          <w:sz w:val="24"/>
+          <w:szCs w:val="24"/>
+        </w:rPr>
+        <w:t>additional quality monitoring</w:t>
+      </w:r>
+      <w:r>
+        <w:rPr>
+          <w:rFonts w:ascii="Times New Roman" w:hAnsi="Times New Roman" w:cs="Times New Roman"/>
+          <w:sz w:val="24"/>
+          <w:szCs w:val="24"/>
+        </w:rPr>
+        <w:t xml:space="preserve">, </w:t>
+      </w:r>
+      <w:r>
+        <w:rPr>
+          <w:rFonts w:ascii="Times New Roman" w:hAnsi="Times New Roman" w:cs="Times New Roman"/>
+          <w:sz w:val="24"/>
+          <w:szCs w:val="24"/>
+        </w:rPr>
+        <w:t>contract review</w:t>
+      </w:r>
+      <w:r>
+        <w:rPr>
+          <w:rFonts w:ascii="Times New Roman" w:hAnsi="Times New Roman" w:cs="Times New Roman"/>
+          <w:sz w:val="24"/>
+          <w:szCs w:val="24"/>
+        </w:rPr>
+        <w:t xml:space="preserve"> and </w:t>
+      </w:r>
       <w:r>
         <w:rPr>
           <w:rFonts w:ascii="Times New Roman" w:hAnsi="Times New Roman" w:cs="Times New Roman"/>
@@ -1310,6 +1264,7 @@
           <w:sz w:val="24"/>
           <w:szCs w:val="24"/>
         </w:rPr>
+        <w:lastRenderedPageBreak/>
         <w:t>Reduce late shipment volume through operational process improvements and logistics performance monitoring.</w:t>
       </w:r>
     </w:p>

--- a/Retail_SQL_Project/Documentation/Executive Insight Report.docx
+++ b/Retail_SQL_Project/Documentation/Executive Insight Report.docx
@@ -145,7 +145,27 @@
           <w:sz w:val="24"/>
           <w:szCs w:val="24"/>
         </w:rPr>
-        <w:t>1. Revenue Performance Is Well Distributed Across Categories</w:t>
+        <w:t xml:space="preserve">1. Revenue </w:t>
+      </w:r>
+      <w:r>
+        <w:rPr>
+          <w:rFonts w:ascii="Times New Roman" w:hAnsi="Times New Roman" w:cs="Times New Roman"/>
+          <w:b/>
+          <w:bCs/>
+          <w:sz w:val="24"/>
+          <w:szCs w:val="24"/>
+        </w:rPr>
+        <w:t>p</w:t>
+      </w:r>
+      <w:r>
+        <w:rPr>
+          <w:rFonts w:ascii="Times New Roman" w:hAnsi="Times New Roman" w:cs="Times New Roman"/>
+          <w:b/>
+          <w:bCs/>
+          <w:sz w:val="24"/>
+          <w:szCs w:val="24"/>
+        </w:rPr>
+        <w:t>erformance is well distributed across categories</w:t>
       </w:r>
     </w:p>
     <w:p>
@@ -211,7 +231,17 @@
           <w:sz w:val="24"/>
           <w:szCs w:val="24"/>
         </w:rPr>
-        <w:t>2. High Performing Products Were Identified</w:t>
+        <w:t xml:space="preserve">2. High </w:t>
+      </w:r>
+      <w:r>
+        <w:rPr>
+          <w:rFonts w:ascii="Times New Roman" w:hAnsi="Times New Roman" w:cs="Times New Roman"/>
+          <w:b/>
+          <w:bCs/>
+          <w:sz w:val="24"/>
+          <w:szCs w:val="24"/>
+        </w:rPr>
+        <w:t>performing products were identified</w:t>
       </w:r>
     </w:p>
     <w:p>
@@ -367,7 +397,17 @@
           <w:sz w:val="24"/>
           <w:szCs w:val="24"/>
         </w:rPr>
-        <w:t>3. Strong Revenue Categories Also Carry Significant Refund Exposure</w:t>
+        <w:t xml:space="preserve">3. Strong </w:t>
+      </w:r>
+      <w:r>
+        <w:rPr>
+          <w:rFonts w:ascii="Times New Roman" w:hAnsi="Times New Roman" w:cs="Times New Roman"/>
+          <w:b/>
+          <w:bCs/>
+          <w:sz w:val="24"/>
+          <w:szCs w:val="24"/>
+        </w:rPr>
+        <w:t>revenue categories also carry significant refund exposure</w:t>
       </w:r>
     </w:p>
     <w:p>
@@ -449,7 +489,17 @@
           <w:sz w:val="24"/>
           <w:szCs w:val="24"/>
         </w:rPr>
-        <w:t>4. Refund Activity Represents a Material Profitability Risk</w:t>
+        <w:t xml:space="preserve">4. Refund </w:t>
+      </w:r>
+      <w:r>
+        <w:rPr>
+          <w:rFonts w:ascii="Times New Roman" w:hAnsi="Times New Roman" w:cs="Times New Roman"/>
+          <w:b/>
+          <w:bCs/>
+          <w:sz w:val="24"/>
+          <w:szCs w:val="24"/>
+        </w:rPr>
+        <w:t>activity represents a material profitability risk</w:t>
       </w:r>
     </w:p>
     <w:p>
@@ -604,7 +654,17 @@
           <w:szCs w:val="24"/>
         </w:rPr>
         <w:lastRenderedPageBreak/>
-        <w:t>5. Supplier Performance Variation Indicates Operational Risk Differences</w:t>
+        <w:t xml:space="preserve">5. Supplier </w:t>
+      </w:r>
+      <w:r>
+        <w:rPr>
+          <w:rFonts w:ascii="Times New Roman" w:hAnsi="Times New Roman" w:cs="Times New Roman"/>
+          <w:b/>
+          <w:bCs/>
+          <w:sz w:val="24"/>
+          <w:szCs w:val="24"/>
+        </w:rPr>
+        <w:t>performance variation indicates operational risk differences</w:t>
       </w:r>
     </w:p>
     <w:p>
@@ -736,7 +796,27 @@
           <w:sz w:val="24"/>
           <w:szCs w:val="24"/>
         </w:rPr>
-        <w:t>6. Shipment Operations Show Significant Late Delivery Volume</w:t>
+        <w:t xml:space="preserve">6. </w:t>
+      </w:r>
+      <w:r>
+        <w:rPr>
+          <w:rFonts w:ascii="Times New Roman" w:hAnsi="Times New Roman" w:cs="Times New Roman"/>
+          <w:b/>
+          <w:bCs/>
+          <w:sz w:val="24"/>
+          <w:szCs w:val="24"/>
+        </w:rPr>
+        <w:t>S</w:t>
+      </w:r>
+      <w:r>
+        <w:rPr>
+          <w:rFonts w:ascii="Times New Roman" w:hAnsi="Times New Roman" w:cs="Times New Roman"/>
+          <w:b/>
+          <w:bCs/>
+          <w:sz w:val="24"/>
+          <w:szCs w:val="24"/>
+        </w:rPr>
+        <w:t>hipment operations show significant late delivery volume</w:t>
       </w:r>
     </w:p>
     <w:p>
@@ -756,16 +836,14 @@
         </w:rPr>
         <w:t>Shipment analysis revealed operational inefficiencies across logistics processes.</w:t>
       </w:r>
-    </w:p>
-    <w:p>
-      <w:pPr>
-        <w:jc w:val="both"/>
-        <w:rPr>
-          <w:rFonts w:ascii="Times New Roman" w:hAnsi="Times New Roman" w:cs="Times New Roman"/>
-          <w:sz w:val="24"/>
-          <w:szCs w:val="24"/>
-        </w:rPr>
-      </w:pPr>
+      <w:r>
+        <w:rPr>
+          <w:rFonts w:ascii="Times New Roman" w:hAnsi="Times New Roman" w:cs="Times New Roman"/>
+          <w:sz w:val="24"/>
+          <w:szCs w:val="24"/>
+        </w:rPr>
+        <w:t xml:space="preserve"> </w:t>
+      </w:r>
       <w:r>
         <w:rPr>
           <w:rFonts w:ascii="Times New Roman" w:hAnsi="Times New Roman" w:cs="Times New Roman"/>
@@ -774,16 +852,14 @@
         </w:rPr>
         <w:t>While approximately 99 thousand shipments were successfully delivered, a nearly identical number of shipments were classified as late. The volume of late deliveries indicates opportunities to improve logistics coordination and fulfillment efficiency.</w:t>
       </w:r>
-    </w:p>
-    <w:p>
-      <w:pPr>
-        <w:jc w:val="both"/>
-        <w:rPr>
-          <w:rFonts w:ascii="Times New Roman" w:hAnsi="Times New Roman" w:cs="Times New Roman"/>
-          <w:sz w:val="24"/>
-          <w:szCs w:val="24"/>
-        </w:rPr>
-      </w:pPr>
+      <w:r>
+        <w:rPr>
+          <w:rFonts w:ascii="Times New Roman" w:hAnsi="Times New Roman" w:cs="Times New Roman"/>
+          <w:sz w:val="24"/>
+          <w:szCs w:val="24"/>
+        </w:rPr>
+        <w:t xml:space="preserve"> </w:t>
+      </w:r>
       <w:r>
         <w:rPr>
           <w:rFonts w:ascii="Times New Roman" w:hAnsi="Times New Roman" w:cs="Times New Roman"/>
@@ -906,44 +982,32 @@
           <w:sz w:val="24"/>
           <w:szCs w:val="24"/>
         </w:rPr>
-        <w:t>Revenue performance remained relatively stable between 2020 and 2023, with recurring revenue peaks observed during:</w:t>
-      </w:r>
-    </w:p>
-    <w:p>
-      <w:pPr>
-        <w:numPr>
-          <w:ilvl w:val="0"/>
-          <w:numId w:val="11"/>
-        </w:numPr>
-        <w:jc w:val="both"/>
-        <w:rPr>
-          <w:rFonts w:ascii="Times New Roman" w:hAnsi="Times New Roman" w:cs="Times New Roman"/>
-          <w:sz w:val="24"/>
-          <w:szCs w:val="24"/>
-        </w:rPr>
-      </w:pPr>
-      <w:r>
-        <w:rPr>
-          <w:rFonts w:ascii="Times New Roman" w:hAnsi="Times New Roman" w:cs="Times New Roman"/>
-          <w:sz w:val="24"/>
-          <w:szCs w:val="24"/>
-        </w:rPr>
-        <w:t xml:space="preserve">July </w:t>
-      </w:r>
-    </w:p>
-    <w:p>
-      <w:pPr>
-        <w:numPr>
-          <w:ilvl w:val="0"/>
-          <w:numId w:val="11"/>
-        </w:numPr>
-        <w:jc w:val="both"/>
-        <w:rPr>
-          <w:rFonts w:ascii="Times New Roman" w:hAnsi="Times New Roman" w:cs="Times New Roman"/>
-          <w:sz w:val="24"/>
-          <w:szCs w:val="24"/>
-        </w:rPr>
-      </w:pPr>
+        <w:t>Revenue performance remained relatively stable between 2020 and 2023, with recurring revenue peaks observed during</w:t>
+      </w:r>
+      <w:r>
+        <w:rPr>
+          <w:rFonts w:ascii="Times New Roman" w:hAnsi="Times New Roman" w:cs="Times New Roman"/>
+          <w:sz w:val="24"/>
+          <w:szCs w:val="24"/>
+        </w:rPr>
+        <w:t xml:space="preserve"> </w:t>
+      </w:r>
+      <w:r>
+        <w:rPr>
+          <w:rFonts w:ascii="Times New Roman" w:hAnsi="Times New Roman" w:cs="Times New Roman"/>
+          <w:sz w:val="24"/>
+          <w:szCs w:val="24"/>
+        </w:rPr>
+        <w:t>July</w:t>
+      </w:r>
+      <w:r>
+        <w:rPr>
+          <w:rFonts w:ascii="Times New Roman" w:hAnsi="Times New Roman" w:cs="Times New Roman"/>
+          <w:sz w:val="24"/>
+          <w:szCs w:val="24"/>
+        </w:rPr>
+        <w:t xml:space="preserve">, </w:t>
+      </w:r>
       <w:r>
         <w:rPr>
           <w:rFonts w:ascii="Times New Roman" w:hAnsi="Times New Roman" w:cs="Times New Roman"/>
@@ -952,38 +1016,30 @@
         </w:rPr>
         <w:t xml:space="preserve">October </w:t>
       </w:r>
-    </w:p>
-    <w:p>
-      <w:pPr>
-        <w:numPr>
-          <w:ilvl w:val="0"/>
-          <w:numId w:val="11"/>
-        </w:numPr>
-        <w:jc w:val="both"/>
-        <w:rPr>
-          <w:rFonts w:ascii="Times New Roman" w:hAnsi="Times New Roman" w:cs="Times New Roman"/>
-          <w:sz w:val="24"/>
-          <w:szCs w:val="24"/>
-        </w:rPr>
-      </w:pPr>
-      <w:r>
-        <w:rPr>
-          <w:rFonts w:ascii="Times New Roman" w:hAnsi="Times New Roman" w:cs="Times New Roman"/>
-          <w:sz w:val="24"/>
-          <w:szCs w:val="24"/>
-        </w:rPr>
-        <w:t xml:space="preserve">December </w:t>
-      </w:r>
-    </w:p>
-    <w:p>
-      <w:pPr>
-        <w:jc w:val="both"/>
-        <w:rPr>
-          <w:rFonts w:ascii="Times New Roman" w:hAnsi="Times New Roman" w:cs="Times New Roman"/>
-          <w:sz w:val="24"/>
-          <w:szCs w:val="24"/>
-        </w:rPr>
-      </w:pPr>
+      <w:r>
+        <w:rPr>
+          <w:rFonts w:ascii="Times New Roman" w:hAnsi="Times New Roman" w:cs="Times New Roman"/>
+          <w:sz w:val="24"/>
+          <w:szCs w:val="24"/>
+        </w:rPr>
+        <w:t xml:space="preserve">and </w:t>
+      </w:r>
+      <w:r>
+        <w:rPr>
+          <w:rFonts w:ascii="Times New Roman" w:hAnsi="Times New Roman" w:cs="Times New Roman"/>
+          <w:sz w:val="24"/>
+          <w:szCs w:val="24"/>
+        </w:rPr>
+        <w:t>December</w:t>
+      </w:r>
+      <w:r>
+        <w:rPr>
+          <w:rFonts w:ascii="Times New Roman" w:hAnsi="Times New Roman" w:cs="Times New Roman"/>
+          <w:sz w:val="24"/>
+          <w:szCs w:val="24"/>
+        </w:rPr>
+        <w:t xml:space="preserve">. </w:t>
+      </w:r>
       <w:r>
         <w:rPr>
           <w:rFonts w:ascii="Times New Roman" w:hAnsi="Times New Roman" w:cs="Times New Roman"/>
@@ -992,16 +1048,14 @@
         </w:rPr>
         <w:t>December 2020 generated the highest monthly revenue at approximately 83.4 million.</w:t>
       </w:r>
-    </w:p>
-    <w:p>
-      <w:pPr>
-        <w:jc w:val="both"/>
-        <w:rPr>
-          <w:rFonts w:ascii="Times New Roman" w:hAnsi="Times New Roman" w:cs="Times New Roman"/>
-          <w:sz w:val="24"/>
-          <w:szCs w:val="24"/>
-        </w:rPr>
-      </w:pPr>
+      <w:r>
+        <w:rPr>
+          <w:rFonts w:ascii="Times New Roman" w:hAnsi="Times New Roman" w:cs="Times New Roman"/>
+          <w:sz w:val="24"/>
+          <w:szCs w:val="24"/>
+        </w:rPr>
+        <w:t xml:space="preserve"> </w:t>
+      </w:r>
       <w:r>
         <w:rPr>
           <w:rFonts w:ascii="Times New Roman" w:hAnsi="Times New Roman" w:cs="Times New Roman"/>
@@ -1264,57 +1318,57 @@
           <w:sz w:val="24"/>
           <w:szCs w:val="24"/>
         </w:rPr>
+        <w:t>Reduce late shipment volume through operational process improvements and logistics performance monitoring.</w:t>
+      </w:r>
+    </w:p>
+    <w:p>
+      <w:pPr>
+        <w:jc w:val="both"/>
+        <w:rPr>
+          <w:rFonts w:ascii="Times New Roman" w:hAnsi="Times New Roman" w:cs="Times New Roman"/>
+          <w:sz w:val="24"/>
+          <w:szCs w:val="24"/>
+        </w:rPr>
+      </w:pPr>
+    </w:p>
+    <w:p>
+      <w:pPr>
+        <w:jc w:val="both"/>
+        <w:rPr>
+          <w:rFonts w:ascii="Times New Roman" w:hAnsi="Times New Roman" w:cs="Times New Roman"/>
+          <w:b/>
+          <w:bCs/>
+          <w:sz w:val="24"/>
+          <w:szCs w:val="24"/>
+        </w:rPr>
+      </w:pPr>
+      <w:r>
+        <w:rPr>
+          <w:rFonts w:ascii="Times New Roman" w:hAnsi="Times New Roman" w:cs="Times New Roman"/>
+          <w:b/>
+          <w:bCs/>
+          <w:sz w:val="24"/>
+          <w:szCs w:val="24"/>
+        </w:rPr>
+        <w:t>4. Prioritize High Performing Products</w:t>
+      </w:r>
+    </w:p>
+    <w:p>
+      <w:pPr>
+        <w:jc w:val="both"/>
+        <w:rPr>
+          <w:rFonts w:ascii="Times New Roman" w:hAnsi="Times New Roman" w:cs="Times New Roman"/>
+          <w:sz w:val="24"/>
+          <w:szCs w:val="24"/>
+        </w:rPr>
+      </w:pPr>
+      <w:r>
+        <w:rPr>
+          <w:rFonts w:ascii="Times New Roman" w:hAnsi="Times New Roman" w:cs="Times New Roman"/>
+          <w:sz w:val="24"/>
+          <w:szCs w:val="24"/>
+        </w:rPr>
         <w:lastRenderedPageBreak/>
-        <w:t>Reduce late shipment volume through operational process improvements and logistics performance monitoring.</w:t>
-      </w:r>
-    </w:p>
-    <w:p>
-      <w:pPr>
-        <w:jc w:val="both"/>
-        <w:rPr>
-          <w:rFonts w:ascii="Times New Roman" w:hAnsi="Times New Roman" w:cs="Times New Roman"/>
-          <w:sz w:val="24"/>
-          <w:szCs w:val="24"/>
-        </w:rPr>
-      </w:pPr>
-    </w:p>
-    <w:p>
-      <w:pPr>
-        <w:jc w:val="both"/>
-        <w:rPr>
-          <w:rFonts w:ascii="Times New Roman" w:hAnsi="Times New Roman" w:cs="Times New Roman"/>
-          <w:b/>
-          <w:bCs/>
-          <w:sz w:val="24"/>
-          <w:szCs w:val="24"/>
-        </w:rPr>
-      </w:pPr>
-      <w:r>
-        <w:rPr>
-          <w:rFonts w:ascii="Times New Roman" w:hAnsi="Times New Roman" w:cs="Times New Roman"/>
-          <w:b/>
-          <w:bCs/>
-          <w:sz w:val="24"/>
-          <w:szCs w:val="24"/>
-        </w:rPr>
-        <w:t>4. Prioritize High Performing Products</w:t>
-      </w:r>
-    </w:p>
-    <w:p>
-      <w:pPr>
-        <w:jc w:val="both"/>
-        <w:rPr>
-          <w:rFonts w:ascii="Times New Roman" w:hAnsi="Times New Roman" w:cs="Times New Roman"/>
-          <w:sz w:val="24"/>
-          <w:szCs w:val="24"/>
-        </w:rPr>
-      </w:pPr>
-      <w:r>
-        <w:rPr>
-          <w:rFonts w:ascii="Times New Roman" w:hAnsi="Times New Roman" w:cs="Times New Roman"/>
-          <w:sz w:val="24"/>
-          <w:szCs w:val="24"/>
-        </w:rPr>
         <w:t>Ensure inventory stability and supply continuity for top revenue generating products such as product 745 and other leading SKUs.</w:t>
       </w:r>
     </w:p>

--- a/Retail_SQL_Project/Documentation/Executive Insight Report.docx
+++ b/Retail_SQL_Project/Documentation/Executive Insight Report.docx
@@ -964,7 +964,17 @@
           <w:sz w:val="24"/>
           <w:szCs w:val="24"/>
         </w:rPr>
-        <w:t>7. Revenue Trends Show Seasonal Stability with Recurring Peaks</w:t>
+        <w:t xml:space="preserve">7. Revenue </w:t>
+      </w:r>
+      <w:r>
+        <w:rPr>
+          <w:rFonts w:ascii="Times New Roman" w:hAnsi="Times New Roman" w:cs="Times New Roman"/>
+          <w:b/>
+          <w:bCs/>
+          <w:sz w:val="24"/>
+          <w:szCs w:val="24"/>
+        </w:rPr>
+        <w:t>trends show seasonal stability with recurring peaks</w:t>
       </w:r>
     </w:p>
     <w:p>
@@ -1200,7 +1210,17 @@
           <w:sz w:val="24"/>
           <w:szCs w:val="24"/>
         </w:rPr>
-        <w:t>1. Improve Refund Reduction Programs</w:t>
+        <w:t xml:space="preserve">1. Improve </w:t>
+      </w:r>
+      <w:r>
+        <w:rPr>
+          <w:rFonts w:ascii="Times New Roman" w:hAnsi="Times New Roman" w:cs="Times New Roman"/>
+          <w:b/>
+          <w:bCs/>
+          <w:sz w:val="24"/>
+          <w:szCs w:val="24"/>
+        </w:rPr>
+        <w:t>refund reduction programs</w:t>
       </w:r>
     </w:p>
     <w:p>
@@ -1250,7 +1270,17 @@
           <w:sz w:val="24"/>
           <w:szCs w:val="24"/>
         </w:rPr>
-        <w:t>2. Strengthen Supplier Governance</w:t>
+        <w:t xml:space="preserve">2. Strengthen </w:t>
+      </w:r>
+      <w:r>
+        <w:rPr>
+          <w:rFonts w:ascii="Times New Roman" w:hAnsi="Times New Roman" w:cs="Times New Roman"/>
+          <w:b/>
+          <w:bCs/>
+          <w:sz w:val="24"/>
+          <w:szCs w:val="24"/>
+        </w:rPr>
+        <w:t>supplier governance</w:t>
       </w:r>
     </w:p>
     <w:p>
@@ -1300,7 +1330,17 @@
           <w:sz w:val="24"/>
           <w:szCs w:val="24"/>
         </w:rPr>
-        <w:t>3. Optimize Shipment Operations</w:t>
+        <w:t>3. Optimize</w:t>
+      </w:r>
+      <w:r>
+        <w:rPr>
+          <w:rFonts w:ascii="Times New Roman" w:hAnsi="Times New Roman" w:cs="Times New Roman"/>
+          <w:b/>
+          <w:bCs/>
+          <w:sz w:val="24"/>
+          <w:szCs w:val="24"/>
+        </w:rPr>
+        <w:t xml:space="preserve"> shipment operations</w:t>
       </w:r>
     </w:p>
     <w:p>
@@ -1342,33 +1382,69 @@
           <w:szCs w:val="24"/>
         </w:rPr>
       </w:pPr>
-      <w:r>
-        <w:rPr>
-          <w:rFonts w:ascii="Times New Roman" w:hAnsi="Times New Roman" w:cs="Times New Roman"/>
-          <w:b/>
-          <w:bCs/>
-          <w:sz w:val="24"/>
-          <w:szCs w:val="24"/>
-        </w:rPr>
-        <w:t>4. Prioritize High Performing Products</w:t>
-      </w:r>
-    </w:p>
-    <w:p>
-      <w:pPr>
-        <w:jc w:val="both"/>
-        <w:rPr>
-          <w:rFonts w:ascii="Times New Roman" w:hAnsi="Times New Roman" w:cs="Times New Roman"/>
-          <w:sz w:val="24"/>
-          <w:szCs w:val="24"/>
-        </w:rPr>
-      </w:pPr>
-      <w:r>
-        <w:rPr>
-          <w:rFonts w:ascii="Times New Roman" w:hAnsi="Times New Roman" w:cs="Times New Roman"/>
+    </w:p>
+    <w:p>
+      <w:pPr>
+        <w:jc w:val="both"/>
+        <w:rPr>
+          <w:rFonts w:ascii="Times New Roman" w:hAnsi="Times New Roman" w:cs="Times New Roman"/>
+          <w:b/>
+          <w:bCs/>
+          <w:sz w:val="24"/>
+          <w:szCs w:val="24"/>
+        </w:rPr>
+      </w:pPr>
+    </w:p>
+    <w:p>
+      <w:pPr>
+        <w:jc w:val="both"/>
+        <w:rPr>
+          <w:rFonts w:ascii="Times New Roman" w:hAnsi="Times New Roman" w:cs="Times New Roman"/>
+          <w:b/>
+          <w:bCs/>
+          <w:sz w:val="24"/>
+          <w:szCs w:val="24"/>
+        </w:rPr>
+      </w:pPr>
+      <w:r>
+        <w:rPr>
+          <w:rFonts w:ascii="Times New Roman" w:hAnsi="Times New Roman" w:cs="Times New Roman"/>
+          <w:b/>
+          <w:bCs/>
           <w:sz w:val="24"/>
           <w:szCs w:val="24"/>
         </w:rPr>
         <w:lastRenderedPageBreak/>
+        <w:t xml:space="preserve">4. Prioritize </w:t>
+      </w:r>
+      <w:r>
+        <w:rPr>
+          <w:rFonts w:ascii="Times New Roman" w:hAnsi="Times New Roman" w:cs="Times New Roman"/>
+          <w:b/>
+          <w:bCs/>
+          <w:sz w:val="24"/>
+          <w:szCs w:val="24"/>
+        </w:rPr>
+        <w:t>high performing products</w:t>
+      </w:r>
+    </w:p>
+    <w:p>
+      <w:pPr>
+        <w:jc w:val="both"/>
+        <w:rPr>
+          <w:rFonts w:ascii="Times New Roman" w:hAnsi="Times New Roman" w:cs="Times New Roman"/>
+          <w:b/>
+          <w:bCs/>
+          <w:sz w:val="24"/>
+          <w:szCs w:val="24"/>
+        </w:rPr>
+      </w:pPr>
+      <w:r>
+        <w:rPr>
+          <w:rFonts w:ascii="Times New Roman" w:hAnsi="Times New Roman" w:cs="Times New Roman"/>
+          <w:sz w:val="24"/>
+          <w:szCs w:val="24"/>
+        </w:rPr>
         <w:t>Ensure inventory stability and supply continuity for top revenue generating products such as product 745 and other leading SKUs.</w:t>
       </w:r>
     </w:p>
@@ -1401,7 +1477,17 @@
           <w:sz w:val="24"/>
           <w:szCs w:val="24"/>
         </w:rPr>
-        <w:t>5. Improve Seasonal Planning</w:t>
+        <w:t xml:space="preserve">5. Improve </w:t>
+      </w:r>
+      <w:r>
+        <w:rPr>
+          <w:rFonts w:ascii="Times New Roman" w:hAnsi="Times New Roman" w:cs="Times New Roman"/>
+          <w:b/>
+          <w:bCs/>
+          <w:sz w:val="24"/>
+          <w:szCs w:val="24"/>
+        </w:rPr>
+        <w:t>seasonal planning</w:t>
       </w:r>
     </w:p>
     <w:p>
